--- a/sql/ASSIGNMENT_JOINS.docx
+++ b/sql/ASSIGNMENT_JOINS.docx
@@ -91,103 +91,17 @@
         <w:t>atients table</w:t>
       </w:r>
     </w:p>
-    <w:p>
-      <w:r>
-        <w:t>CREATE TABLE patients (</w:t>
-      </w:r>
-    </w:p>
-    <w:p>
-      <w:r>
-        <w:t xml:space="preserve">    </w:t>
-      </w:r>
-      <w:proofErr w:type="spellStart"/>
-      <w:r>
-        <w:t>patient_id</w:t>
-      </w:r>
-      <w:proofErr w:type="spellEnd"/>
-      <w:r>
-        <w:t xml:space="preserve"> INT PRIMARY KEY,</w:t>
-      </w:r>
-    </w:p>
-    <w:p>
-      <w:r>
-        <w:t xml:space="preserve">    </w:t>
-      </w:r>
-      <w:proofErr w:type="spellStart"/>
-      <w:r>
-        <w:t>patient_name</w:t>
-      </w:r>
-      <w:proofErr w:type="spellEnd"/>
-      <w:r>
-        <w:t xml:space="preserve"> </w:t>
-      </w:r>
-      <w:proofErr w:type="gramStart"/>
-      <w:r>
-        <w:t>VARCHAR(</w:t>
-      </w:r>
-      <w:proofErr w:type="gramEnd"/>
-      <w:r>
-        <w:t>50),</w:t>
-      </w:r>
-    </w:p>
-    <w:p>
-      <w:r>
-        <w:t xml:space="preserve">    gender </w:t>
-      </w:r>
-      <w:proofErr w:type="gramStart"/>
-      <w:r>
-        <w:t>VARCHAR(</w:t>
-      </w:r>
-      <w:proofErr w:type="gramEnd"/>
-      <w:r>
-        <w:t>10),</w:t>
-      </w:r>
-    </w:p>
-    <w:p>
-      <w:r>
-        <w:t xml:space="preserve">    age INT,</w:t>
-      </w:r>
-    </w:p>
-    <w:p>
-      <w:r>
-        <w:t xml:space="preserve">    city </w:t>
-      </w:r>
-      <w:proofErr w:type="gramStart"/>
-      <w:r>
-        <w:t>VARCHAR(</w:t>
-      </w:r>
-      <w:proofErr w:type="gramEnd"/>
-      <w:r>
-        <w:t>30),</w:t>
-      </w:r>
-    </w:p>
-    <w:p>
-      <w:r>
-        <w:t xml:space="preserve">    </w:t>
-      </w:r>
-      <w:proofErr w:type="spellStart"/>
-      <w:r>
-        <w:t>blood_group</w:t>
-      </w:r>
-      <w:proofErr w:type="spellEnd"/>
-      <w:r>
-        <w:t xml:space="preserve"> </w:t>
-      </w:r>
-      <w:proofErr w:type="gramStart"/>
-      <w:r>
-        <w:t>VARCHAR(</w:t>
-      </w:r>
-      <w:proofErr w:type="gramEnd"/>
-      <w:r>
-        <w:t>5)</w:t>
-      </w:r>
-    </w:p>
-    <w:p>
-      <w:r>
-        <w:t>);</w:t>
-      </w:r>
-    </w:p>
     <w:p/>
+    <w:p>
+      <w:r>
+        <w:t>DROP TABLE IF EXISTS patients;</w:t>
+      </w:r>
+    </w:p>
+    <w:p>
+      <w:r>
+        <w:t>CREATE TABLE patients ( patient_id INT PRIMARY KEY, patient_name VARCHAR(50), gender VARCHAR(10), age INT, city VARCHAR(30), blood_group VARCHAR(5) );</w:t>
+      </w:r>
+    </w:p>
     <w:p>
       <w:pPr>
         <w:rPr>
@@ -217,149 +131,22 @@
       </w:r>
     </w:p>
     <w:p>
-      <w:r>
-        <w:t>CREATE TABLE visits (</w:t>
-      </w:r>
-    </w:p>
-    <w:p>
-      <w:r>
-        <w:t xml:space="preserve">    </w:t>
-      </w:r>
-      <w:proofErr w:type="spellStart"/>
-      <w:r>
-        <w:t>visit_id</w:t>
-      </w:r>
-      <w:proofErr w:type="spellEnd"/>
-      <w:r>
-        <w:t xml:space="preserve"> INT PRIMARY KEY,</w:t>
-      </w:r>
-    </w:p>
-    <w:p>
-      <w:r>
-        <w:t xml:space="preserve">    </w:t>
-      </w:r>
-      <w:proofErr w:type="spellStart"/>
-      <w:r>
-        <w:t>patient_id</w:t>
-      </w:r>
-      <w:proofErr w:type="spellEnd"/>
-      <w:r>
-        <w:t xml:space="preserve"> INT,</w:t>
-      </w:r>
-    </w:p>
-    <w:p>
-      <w:r>
-        <w:t xml:space="preserve">    </w:t>
-      </w:r>
-      <w:proofErr w:type="spellStart"/>
-      <w:r>
-        <w:t>visit_date</w:t>
-      </w:r>
-      <w:proofErr w:type="spellEnd"/>
-      <w:r>
-        <w:t xml:space="preserve"> DATE,</w:t>
-      </w:r>
-    </w:p>
-    <w:p>
-      <w:r>
-        <w:t xml:space="preserve">    department </w:t>
-      </w:r>
-      <w:proofErr w:type="gramStart"/>
-      <w:r>
-        <w:t>VARCHAR(</w:t>
-      </w:r>
-      <w:proofErr w:type="gramEnd"/>
-      <w:r>
-        <w:t>40),</w:t>
-      </w:r>
-    </w:p>
-    <w:p>
-      <w:r>
-        <w:t xml:space="preserve">    </w:t>
-      </w:r>
-      <w:proofErr w:type="spellStart"/>
-      <w:r>
-        <w:t>doctor_name</w:t>
-      </w:r>
-      <w:proofErr w:type="spellEnd"/>
-      <w:r>
-        <w:t xml:space="preserve"> </w:t>
-      </w:r>
-      <w:proofErr w:type="gramStart"/>
-      <w:r>
-        <w:t>VARCHAR(</w:t>
-      </w:r>
-      <w:proofErr w:type="gramEnd"/>
-      <w:r>
-        <w:t>50),</w:t>
-      </w:r>
-    </w:p>
-    <w:p>
-      <w:r>
-        <w:t xml:space="preserve">    </w:t>
-      </w:r>
-      <w:proofErr w:type="spellStart"/>
-      <w:r>
-        <w:t>treatment_cost</w:t>
-      </w:r>
-      <w:proofErr w:type="spellEnd"/>
-      <w:r>
-        <w:t xml:space="preserve"> </w:t>
-      </w:r>
-      <w:proofErr w:type="gramStart"/>
-      <w:r>
-        <w:t>DECIMAL(</w:t>
-      </w:r>
-      <w:proofErr w:type="gramEnd"/>
-      <w:r>
-        <w:t>8,2),</w:t>
-      </w:r>
-    </w:p>
-    <w:p>
-      <w:r>
-        <w:t xml:space="preserve">    </w:t>
-      </w:r>
-      <w:proofErr w:type="spellStart"/>
-      <w:r>
-        <w:t>payment_mode</w:t>
-      </w:r>
-      <w:proofErr w:type="spellEnd"/>
-      <w:r>
-        <w:t xml:space="preserve"> </w:t>
-      </w:r>
-      <w:proofErr w:type="gramStart"/>
-      <w:r>
-        <w:t>VARCHAR(</w:t>
-      </w:r>
-      <w:proofErr w:type="gramEnd"/>
-      <w:r>
-        <w:t>20),</w:t>
-      </w:r>
-    </w:p>
-    <w:p>
-      <w:r>
-        <w:t xml:space="preserve">    FOREIGN KEY (</w:t>
-      </w:r>
-      <w:proofErr w:type="spellStart"/>
-      <w:r>
-        <w:t>patient_id</w:t>
-      </w:r>
-      <w:proofErr w:type="spellEnd"/>
-      <w:r>
-        <w:t>) REFERENCES patients(</w:t>
-      </w:r>
-      <w:proofErr w:type="spellStart"/>
-      <w:r>
-        <w:t>patient_id</w:t>
-      </w:r>
-      <w:proofErr w:type="spellEnd"/>
-      <w:r>
-        <w:t>)</w:t>
-      </w:r>
-    </w:p>
-    <w:p>
-      <w:r>
-        <w:t>);</w:t>
+      <w:pPr>
+        <w:spacing w:line="360" w:lineRule="auto"/>
+      </w:pPr>
+      <w:r>
+        <w:t>DROP TABLE IF EXISTS visits;</w:t>
+      </w:r>
+      <w:r>
+        <w:tab/>
+      </w:r>
+    </w:p>
+    <w:p>
+      <w:pPr>
+        <w:spacing w:line="360" w:lineRule="auto"/>
+      </w:pPr>
+      <w:r>
+        <w:t>CREATE TABLE visits ( visit_id INT PRIMARY KEY, patient_id INT, visit_date DATE, department VARCHAR(40), doctor_name VARCHAR(50), treatment_cost DECIMAL(8,2), payment_mode VARCHAR(20), FOREIGN KEY (patient_id) REFERENCES patients(patient_id) );</w:t>
       </w:r>
     </w:p>
     <w:p>
@@ -381,11 +168,40 @@
           <w:sz w:val="32"/>
           <w:szCs w:val="32"/>
         </w:rPr>
-        <w:lastRenderedPageBreak/>
-        <w:t xml:space="preserve">Add records in </w:t>
-      </w:r>
-      <w:proofErr w:type="gramStart"/>
-      <w:r>
+        <w:t>Add records in patients table</w:t>
+      </w:r>
+    </w:p>
+    <w:p>
+      <w:pPr>
+        <w:spacing w:after="0" w:line="360" w:lineRule="auto"/>
+        <w:rPr>
+          <w:rFonts w:cstheme="minorHAnsi"/>
+          <w:sz w:val="28"/>
+          <w:szCs w:val="28"/>
+        </w:rPr>
+      </w:pPr>
+      <w:r>
+        <w:rPr>
+          <w:rFonts w:cstheme="minorHAnsi"/>
+          <w:sz w:val="28"/>
+          <w:szCs w:val="28"/>
+        </w:rPr>
+        <w:t>INSERT INTO patients VALUES (1, 'Amit Sharma', 'Male', 34, 'Delhi', 'B+'), (2, 'Neha Verma', 'Female', 28, 'Mumbai', 'O+'), (3, 'Rahul Singh', 'Male', 45, 'Delhi', 'A+'), (4, 'Priya Mehta', 'Female', 32, 'Bangalore', 'AB+'), (5, 'Karan Malhotra', 'Male', 50, 'Mumbai', 'O-'), (6, 'Simran Kaur', 'Female', 26, 'Chandigarh', 'B+'), (7, 'Arjun Rao', 'Male', 39, 'Hyderabad', 'A-'), (8, 'Megha Jain', 'Female', 41, 'Pune', 'O+'), (9, 'Vikas Yadav', 'Male', 36, 'Lucknow', 'B-'), (10, 'Sneha Iyer', 'Female', 30, 'Chennai', 'AB-'), (11, 'Ritika Das', 'Female', 29, 'Kolkata', 'A+'), (12, 'Manoj Kumar', 'Male', 52, 'Jaipur', 'B+'), (13, 'Anjali Nair', 'Female', 24, 'Kochi', 'O-'), (14, 'Deepak Joshi', 'Male', 48, 'Bhopal', 'AB+'), (15, 'Pallavi Roy', 'Female', 37, 'Mumbai', 'A-'), (16, 'Rohan Gupta', 'Male', 33, 'Ahmedabad', 'O+');</w:t>
+      </w:r>
+    </w:p>
+    <w:p>
+      <w:pPr>
+        <w:spacing w:after="0" w:line="360" w:lineRule="auto"/>
+        <w:rPr>
+          <w:rFonts w:cstheme="minorHAnsi"/>
+          <w:sz w:val="28"/>
+          <w:szCs w:val="28"/>
+        </w:rPr>
+      </w:pPr>
+    </w:p>
+    <w:p>
+      <w:pPr>
+        <w:spacing w:line="360" w:lineRule="auto"/>
         <w:rPr>
           <w:rFonts w:cstheme="minorHAnsi"/>
           <w:b/>
@@ -393,9 +209,7 @@
           <w:sz w:val="32"/>
           <w:szCs w:val="32"/>
         </w:rPr>
-        <w:t>patients</w:t>
-      </w:r>
-      <w:proofErr w:type="gramEnd"/>
+      </w:pPr>
       <w:r>
         <w:rPr>
           <w:rFonts w:cstheme="minorHAnsi"/>
@@ -404,394 +218,9 @@
           <w:sz w:val="32"/>
           <w:szCs w:val="32"/>
         </w:rPr>
-        <w:t xml:space="preserve"> table</w:t>
-      </w:r>
-    </w:p>
-    <w:p>
-      <w:pPr>
-        <w:spacing w:line="360" w:lineRule="auto"/>
-        <w:rPr>
-          <w:rFonts w:cstheme="minorHAnsi"/>
-          <w:sz w:val="28"/>
-          <w:szCs w:val="28"/>
-        </w:rPr>
-      </w:pPr>
-      <w:r>
-        <w:rPr>
-          <w:rFonts w:cstheme="minorHAnsi"/>
-          <w:sz w:val="28"/>
-          <w:szCs w:val="28"/>
-        </w:rPr>
-        <w:t>INSERT INTO patients VALUES</w:t>
-      </w:r>
-    </w:p>
-    <w:p>
-      <w:pPr>
-        <w:spacing w:after="0" w:line="360" w:lineRule="auto"/>
-        <w:rPr>
-          <w:rFonts w:cstheme="minorHAnsi"/>
-          <w:sz w:val="28"/>
-          <w:szCs w:val="28"/>
-        </w:rPr>
-      </w:pPr>
-      <w:r>
-        <w:rPr>
-          <w:rFonts w:cstheme="minorHAnsi"/>
-          <w:sz w:val="28"/>
-          <w:szCs w:val="28"/>
-        </w:rPr>
-        <w:t>(1,'Amit Sharma','Male',34,'Delhi','B+'),</w:t>
-      </w:r>
-    </w:p>
-    <w:p>
-      <w:pPr>
-        <w:spacing w:after="0" w:line="360" w:lineRule="auto"/>
-        <w:rPr>
-          <w:rFonts w:cstheme="minorHAnsi"/>
-          <w:sz w:val="28"/>
-          <w:szCs w:val="28"/>
-        </w:rPr>
-      </w:pPr>
-      <w:r>
-        <w:rPr>
-          <w:rFonts w:cstheme="minorHAnsi"/>
-          <w:sz w:val="28"/>
-          <w:szCs w:val="28"/>
-        </w:rPr>
-        <w:t>(2,'Neha Verma','Female',28,'Mumbai','O+'),</w:t>
-      </w:r>
-    </w:p>
-    <w:p>
-      <w:pPr>
-        <w:spacing w:after="0" w:line="360" w:lineRule="auto"/>
-        <w:rPr>
-          <w:rFonts w:cstheme="minorHAnsi"/>
-          <w:sz w:val="28"/>
-          <w:szCs w:val="28"/>
-        </w:rPr>
-      </w:pPr>
-      <w:r>
-        <w:rPr>
-          <w:rFonts w:cstheme="minorHAnsi"/>
-          <w:sz w:val="28"/>
-          <w:szCs w:val="28"/>
-        </w:rPr>
-        <w:t>(3,'Rahul Singh','Male',45,'Delhi','A+'),</w:t>
-      </w:r>
-    </w:p>
-    <w:p>
-      <w:pPr>
-        <w:spacing w:after="0" w:line="360" w:lineRule="auto"/>
-        <w:rPr>
-          <w:rFonts w:cstheme="minorHAnsi"/>
-          <w:sz w:val="28"/>
-          <w:szCs w:val="28"/>
-        </w:rPr>
-      </w:pPr>
-      <w:r>
-        <w:rPr>
-          <w:rFonts w:cstheme="minorHAnsi"/>
-          <w:sz w:val="28"/>
-          <w:szCs w:val="28"/>
-        </w:rPr>
-        <w:t>(4,'Priya Mehta','Female',32,'Bangalore','AB+'),</w:t>
-      </w:r>
-    </w:p>
-    <w:p>
-      <w:pPr>
-        <w:spacing w:after="0" w:line="360" w:lineRule="auto"/>
-        <w:rPr>
-          <w:rFonts w:cstheme="minorHAnsi"/>
-          <w:sz w:val="28"/>
-          <w:szCs w:val="28"/>
-        </w:rPr>
-      </w:pPr>
-      <w:r>
-        <w:rPr>
-          <w:rFonts w:cstheme="minorHAnsi"/>
-          <w:sz w:val="28"/>
-          <w:szCs w:val="28"/>
-        </w:rPr>
-        <w:t>(5,'Karan Malhotra','Male',50,'Mumbai','O-'),</w:t>
-      </w:r>
-    </w:p>
-    <w:p>
-      <w:pPr>
-        <w:spacing w:after="0" w:line="360" w:lineRule="auto"/>
-        <w:rPr>
-          <w:rFonts w:cstheme="minorHAnsi"/>
-          <w:sz w:val="28"/>
-          <w:szCs w:val="28"/>
-        </w:rPr>
-      </w:pPr>
-      <w:r>
-        <w:rPr>
-          <w:rFonts w:cstheme="minorHAnsi"/>
-          <w:sz w:val="28"/>
-          <w:szCs w:val="28"/>
-        </w:rPr>
-        <w:t>(6,'Simran Kaur','Female',26,'Chandigarh','B+'),</w:t>
-      </w:r>
-    </w:p>
-    <w:p>
-      <w:pPr>
-        <w:spacing w:after="0" w:line="360" w:lineRule="auto"/>
-        <w:rPr>
-          <w:rFonts w:cstheme="minorHAnsi"/>
-          <w:sz w:val="28"/>
-          <w:szCs w:val="28"/>
-        </w:rPr>
-      </w:pPr>
-      <w:r>
-        <w:rPr>
-          <w:rFonts w:cstheme="minorHAnsi"/>
-          <w:sz w:val="28"/>
-          <w:szCs w:val="28"/>
-        </w:rPr>
-        <w:t>(7,'Arjun Rao','Male',39,'Hyderabad','A-'),</w:t>
-      </w:r>
-    </w:p>
-    <w:p>
-      <w:pPr>
-        <w:spacing w:after="0" w:line="360" w:lineRule="auto"/>
-        <w:rPr>
-          <w:rFonts w:cstheme="minorHAnsi"/>
-          <w:sz w:val="28"/>
-          <w:szCs w:val="28"/>
-        </w:rPr>
-      </w:pPr>
-      <w:r>
-        <w:rPr>
-          <w:rFonts w:cstheme="minorHAnsi"/>
-          <w:sz w:val="28"/>
-          <w:szCs w:val="28"/>
-        </w:rPr>
-        <w:t>(8,'Megha Jain','Female',41,'Pune','O+'),</w:t>
-      </w:r>
-    </w:p>
-    <w:p>
-      <w:pPr>
-        <w:spacing w:after="0" w:line="360" w:lineRule="auto"/>
-        <w:rPr>
-          <w:rFonts w:cstheme="minorHAnsi"/>
-          <w:sz w:val="28"/>
-          <w:szCs w:val="28"/>
-        </w:rPr>
-      </w:pPr>
-      <w:r>
-        <w:rPr>
-          <w:rFonts w:cstheme="minorHAnsi"/>
-          <w:sz w:val="28"/>
-          <w:szCs w:val="28"/>
-        </w:rPr>
-        <w:t>(9,'Vikas Yadav','Male',36,'Lucknow','B-'),</w:t>
-      </w:r>
-    </w:p>
-    <w:p>
-      <w:pPr>
-        <w:spacing w:after="0" w:line="360" w:lineRule="auto"/>
-        <w:rPr>
-          <w:rFonts w:cstheme="minorHAnsi"/>
-          <w:sz w:val="28"/>
-          <w:szCs w:val="28"/>
-        </w:rPr>
-      </w:pPr>
-      <w:r>
-        <w:rPr>
-          <w:rFonts w:cstheme="minorHAnsi"/>
-          <w:sz w:val="28"/>
-          <w:szCs w:val="28"/>
-        </w:rPr>
-        <w:t>(10,'Sneha Iyer','Female',30,'Chennai','AB-')</w:t>
-      </w:r>
-      <w:r>
-        <w:rPr>
-          <w:rFonts w:cstheme="minorHAnsi"/>
-          <w:sz w:val="28"/>
-          <w:szCs w:val="28"/>
-        </w:rPr>
-        <w:t>,</w:t>
-      </w:r>
-    </w:p>
-    <w:p>
-      <w:pPr>
-        <w:spacing w:after="0" w:line="360" w:lineRule="auto"/>
-        <w:rPr>
-          <w:rFonts w:cstheme="minorHAnsi"/>
-          <w:sz w:val="28"/>
-          <w:szCs w:val="28"/>
-        </w:rPr>
-      </w:pPr>
-      <w:r>
-        <w:rPr>
-          <w:rFonts w:cstheme="minorHAnsi"/>
-          <w:sz w:val="28"/>
-          <w:szCs w:val="28"/>
-        </w:rPr>
-        <w:t>(11,'Ritika Das','Female',29,'Kolkata','A+'),</w:t>
-      </w:r>
-    </w:p>
-    <w:p>
-      <w:pPr>
-        <w:spacing w:after="0" w:line="360" w:lineRule="auto"/>
-        <w:rPr>
-          <w:rFonts w:cstheme="minorHAnsi"/>
-          <w:sz w:val="28"/>
-          <w:szCs w:val="28"/>
-        </w:rPr>
-      </w:pPr>
-      <w:r>
-        <w:rPr>
-          <w:rFonts w:cstheme="minorHAnsi"/>
-          <w:sz w:val="28"/>
-          <w:szCs w:val="28"/>
-        </w:rPr>
-        <w:t>(12,'Manoj Kumar','Male',52,'Jaipur','B+'),</w:t>
-      </w:r>
-    </w:p>
-    <w:p>
-      <w:pPr>
-        <w:spacing w:after="0" w:line="360" w:lineRule="auto"/>
-        <w:rPr>
-          <w:rFonts w:cstheme="minorHAnsi"/>
-          <w:sz w:val="28"/>
-          <w:szCs w:val="28"/>
-        </w:rPr>
-      </w:pPr>
-      <w:r>
-        <w:rPr>
-          <w:rFonts w:cstheme="minorHAnsi"/>
-          <w:sz w:val="28"/>
-          <w:szCs w:val="28"/>
-        </w:rPr>
-        <w:t>(13,'Anjali Nair','Female',24,'Kochi','O-'),</w:t>
-      </w:r>
-    </w:p>
-    <w:p>
-      <w:pPr>
-        <w:spacing w:after="0" w:line="360" w:lineRule="auto"/>
-        <w:rPr>
-          <w:rFonts w:cstheme="minorHAnsi"/>
-          <w:sz w:val="28"/>
-          <w:szCs w:val="28"/>
-        </w:rPr>
-      </w:pPr>
-      <w:r>
-        <w:rPr>
-          <w:rFonts w:cstheme="minorHAnsi"/>
-          <w:sz w:val="28"/>
-          <w:szCs w:val="28"/>
-        </w:rPr>
-        <w:t>(14,'Deepak Joshi','Male',48,'Bhopal','AB+'),</w:t>
-      </w:r>
-    </w:p>
-    <w:p>
-      <w:pPr>
-        <w:spacing w:after="0" w:line="360" w:lineRule="auto"/>
-        <w:rPr>
-          <w:rFonts w:cstheme="minorHAnsi"/>
-          <w:sz w:val="28"/>
-          <w:szCs w:val="28"/>
-        </w:rPr>
-      </w:pPr>
-      <w:r>
-        <w:rPr>
-          <w:rFonts w:cstheme="minorHAnsi"/>
-          <w:sz w:val="28"/>
-          <w:szCs w:val="28"/>
-        </w:rPr>
-        <w:t>(15,'Pallavi Roy','Female',37,'</w:t>
-      </w:r>
-      <w:r>
-        <w:rPr>
-          <w:rFonts w:cstheme="minorHAnsi"/>
-          <w:sz w:val="28"/>
-          <w:szCs w:val="28"/>
-        </w:rPr>
-        <w:t>Mumbai</w:t>
-      </w:r>
-      <w:r>
-        <w:rPr>
-          <w:rFonts w:cstheme="minorHAnsi"/>
-          <w:sz w:val="28"/>
-          <w:szCs w:val="28"/>
-        </w:rPr>
-        <w:t>','A-');</w:t>
-      </w:r>
-    </w:p>
-    <w:p>
-      <w:pPr>
-        <w:spacing w:after="0" w:line="360" w:lineRule="auto"/>
-        <w:rPr>
-          <w:rFonts w:cstheme="minorHAnsi"/>
-          <w:sz w:val="28"/>
-          <w:szCs w:val="28"/>
-        </w:rPr>
-      </w:pPr>
-    </w:p>
-    <w:p>
-      <w:pPr>
-        <w:spacing w:after="0" w:line="360" w:lineRule="auto"/>
-        <w:rPr>
-          <w:rFonts w:cstheme="minorHAnsi"/>
-          <w:sz w:val="28"/>
-          <w:szCs w:val="28"/>
-        </w:rPr>
-      </w:pPr>
-    </w:p>
-    <w:p>
-      <w:pPr>
-        <w:spacing w:after="0" w:line="360" w:lineRule="auto"/>
-        <w:rPr>
-          <w:rFonts w:cstheme="minorHAnsi"/>
-          <w:sz w:val="28"/>
-          <w:szCs w:val="28"/>
-        </w:rPr>
-      </w:pPr>
-    </w:p>
-    <w:p>
-      <w:pPr>
-        <w:spacing w:after="0" w:line="360" w:lineRule="auto"/>
-        <w:rPr>
-          <w:rFonts w:cstheme="minorHAnsi"/>
-          <w:sz w:val="28"/>
-          <w:szCs w:val="28"/>
-        </w:rPr>
-      </w:pPr>
-    </w:p>
-    <w:p>
-      <w:pPr>
-        <w:spacing w:after="0" w:line="360" w:lineRule="auto"/>
-        <w:rPr>
-          <w:rFonts w:cstheme="minorHAnsi"/>
-          <w:sz w:val="28"/>
-          <w:szCs w:val="28"/>
-        </w:rPr>
-      </w:pPr>
-    </w:p>
-    <w:p>
-      <w:pPr>
-        <w:spacing w:after="0" w:line="360" w:lineRule="auto"/>
-        <w:rPr>
-          <w:rFonts w:cstheme="minorHAnsi"/>
-          <w:sz w:val="28"/>
-          <w:szCs w:val="28"/>
-        </w:rPr>
-      </w:pPr>
-    </w:p>
-    <w:p>
-      <w:pPr>
-        <w:spacing w:after="0" w:line="360" w:lineRule="auto"/>
-        <w:rPr>
-          <w:rFonts w:cstheme="minorHAnsi"/>
-          <w:sz w:val="28"/>
-          <w:szCs w:val="28"/>
-        </w:rPr>
-      </w:pPr>
-    </w:p>
-    <w:p>
-      <w:pPr>
-        <w:spacing w:line="360" w:lineRule="auto"/>
+        <w:t xml:space="preserve">Add records in </w:t>
+      </w:r>
+      <w:r>
         <w:rPr>
           <w:rFonts w:cstheme="minorHAnsi"/>
           <w:b/>
@@ -799,7 +228,8 @@
           <w:sz w:val="32"/>
           <w:szCs w:val="32"/>
         </w:rPr>
-      </w:pPr>
+        <w:t>visits</w:t>
+      </w:r>
       <w:r>
         <w:rPr>
           <w:rFonts w:cstheme="minorHAnsi"/>
@@ -808,10 +238,50 @@
           <w:sz w:val="32"/>
           <w:szCs w:val="32"/>
         </w:rPr>
-        <w:lastRenderedPageBreak/>
-        <w:t xml:space="preserve">Add records in </w:t>
-      </w:r>
-      <w:r>
+        <w:t xml:space="preserve"> table</w:t>
+      </w:r>
+    </w:p>
+    <w:p>
+      <w:pPr>
+        <w:spacing w:after="0" w:line="360" w:lineRule="auto"/>
+        <w:rPr>
+          <w:rFonts w:cstheme="minorHAnsi"/>
+          <w:sz w:val="28"/>
+          <w:szCs w:val="28"/>
+        </w:rPr>
+      </w:pPr>
+      <w:r>
+        <w:rPr>
+          <w:rFonts w:cstheme="minorHAnsi"/>
+          <w:sz w:val="28"/>
+          <w:szCs w:val="28"/>
+        </w:rPr>
+        <w:t>INSERT INTO visits VALUES (101, 1, '2025-01-01', 'Cardiology', 'Dr. Shah', 5000, 'Card'), (102, 2, '2025-01-02', 'Dermatology', 'Dr. Rao', 1500, 'Cash'), (103, 1, '2025-01-05', 'Orthopedic', 'Dr. Mehta', 3000, 'UPI'), (104, 3, '2025-01-06', 'Neurology', 'Dr. Khan', 7000, 'Card'), (105, 4, '2025-01-06', 'Gynecology', 'Dr. Sharma', 2500, 'UPI'), (106, 5, '2025-01-07', 'General', 'Dr. Patel', 1200, 'Cash'), (107, 6, '2025-01-08', 'ENT', 'Dr. Singh', 1800, 'UPI'), (108, 7, '2025-01-09', 'Orthopedic', 'Dr. Mehta', 3500, 'Card'), (109, 8, '2025-01-09', 'Cardiology', 'Dr. Shah', 6200, 'Card'), (110, 2, '2025-01-10', 'General', 'Dr. Patel', 1000, 'Cash'), (111, 9, '2025-01-10', 'Dermatology', 'Dr. Rao', 1600, 'UPI'), (112, 10, '2025-01-11', 'ENT', 'Dr. Singh', 2000, 'Card'), (113, 3, '2025-01-11', 'Cardiology', 'Dr. Shah', 5500, 'UPI'), (114, 5, '2025-01-12', 'Neurology', 'Dr. Khan', 7200, 'Card'), (115, 8, '2025-01-12', 'General', 'Dr. Patel', 1300, 'Cash'), (116, 4, '2025-01-13', 'General', 'Dr. Patel', 1100, 'Cash'), (117, 6, '2025-01-13', 'Cardiology', 'Dr. Shah', 4800, 'Card'), (118, 7, '2025-01-14', 'Dermatology', 'Dr. Rao', 1700, 'UPI'), (119, 9, '2025-01-14', 'Orthopedic', 'Dr. Mehta', 3100, 'Card'), (120, 13, '2025-01-14', 'Gynecology', 'Dr. Mehta', 3500, 'Card'), (121, 16, '2025-01-15', 'General', 'Dr. Patel', 900, 'Cash');</w:t>
+      </w:r>
+    </w:p>
+    <w:p>
+      <w:pPr>
+        <w:spacing w:after="0" w:line="360" w:lineRule="auto"/>
+        <w:rPr>
+          <w:rFonts w:cstheme="minorHAnsi"/>
+          <w:sz w:val="28"/>
+          <w:szCs w:val="28"/>
+        </w:rPr>
+      </w:pPr>
+    </w:p>
+    <w:p>
+      <w:pPr>
+        <w:spacing w:after="0" w:line="360" w:lineRule="auto"/>
+        <w:rPr>
+          <w:rFonts w:cstheme="minorHAnsi"/>
+          <w:sz w:val="28"/>
+          <w:szCs w:val="28"/>
+        </w:rPr>
+      </w:pPr>
+    </w:p>
+    <w:p>
+      <w:pPr>
+        <w:spacing w:after="0" w:line="360" w:lineRule="auto"/>
         <w:rPr>
           <w:rFonts w:cstheme="minorHAnsi"/>
           <w:b/>
@@ -819,8 +289,7 @@
           <w:sz w:val="32"/>
           <w:szCs w:val="32"/>
         </w:rPr>
-        <w:t>visits</w:t>
-      </w:r>
+      </w:pPr>
       <w:r>
         <w:rPr>
           <w:rFonts w:cstheme="minorHAnsi"/>
@@ -829,549 +298,6 @@
           <w:sz w:val="32"/>
           <w:szCs w:val="32"/>
         </w:rPr>
-        <w:t xml:space="preserve"> table</w:t>
-      </w:r>
-    </w:p>
-    <w:p>
-      <w:pPr>
-        <w:spacing w:after="0" w:line="360" w:lineRule="auto"/>
-        <w:rPr>
-          <w:rFonts w:cstheme="minorHAnsi"/>
-          <w:sz w:val="28"/>
-          <w:szCs w:val="28"/>
-        </w:rPr>
-      </w:pPr>
-      <w:r>
-        <w:rPr>
-          <w:rFonts w:cstheme="minorHAnsi"/>
-          <w:sz w:val="28"/>
-          <w:szCs w:val="28"/>
-        </w:rPr>
-        <w:t>INSERT INTO visits VALUES</w:t>
-      </w:r>
-    </w:p>
-    <w:p>
-      <w:pPr>
-        <w:spacing w:after="0" w:line="360" w:lineRule="auto"/>
-        <w:rPr>
-          <w:rFonts w:cstheme="minorHAnsi"/>
-          <w:sz w:val="28"/>
-          <w:szCs w:val="28"/>
-        </w:rPr>
-      </w:pPr>
-      <w:r>
-        <w:rPr>
-          <w:rFonts w:cstheme="minorHAnsi"/>
-          <w:sz w:val="28"/>
-          <w:szCs w:val="28"/>
-        </w:rPr>
-        <w:t>(101,1,'2025-01-01','Cardiology','Dr. Shah',5000,'Card'),</w:t>
-      </w:r>
-    </w:p>
-    <w:p>
-      <w:pPr>
-        <w:spacing w:after="0" w:line="360" w:lineRule="auto"/>
-        <w:rPr>
-          <w:rFonts w:cstheme="minorHAnsi"/>
-          <w:sz w:val="28"/>
-          <w:szCs w:val="28"/>
-        </w:rPr>
-      </w:pPr>
-      <w:r>
-        <w:rPr>
-          <w:rFonts w:cstheme="minorHAnsi"/>
-          <w:sz w:val="28"/>
-          <w:szCs w:val="28"/>
-        </w:rPr>
-        <w:t>(102,2,'2025-01-02','Dermatology','Dr. Rao',1500,'Cash'),</w:t>
-      </w:r>
-    </w:p>
-    <w:p>
-      <w:pPr>
-        <w:spacing w:after="0" w:line="360" w:lineRule="auto"/>
-        <w:rPr>
-          <w:rFonts w:cstheme="minorHAnsi"/>
-          <w:sz w:val="28"/>
-          <w:szCs w:val="28"/>
-        </w:rPr>
-      </w:pPr>
-      <w:r>
-        <w:rPr>
-          <w:rFonts w:cstheme="minorHAnsi"/>
-          <w:sz w:val="28"/>
-          <w:szCs w:val="28"/>
-        </w:rPr>
-        <w:t>(103,1,'2025-01-05','Orthopedic','Dr. Mehta',3000,'UPI'),</w:t>
-      </w:r>
-    </w:p>
-    <w:p>
-      <w:pPr>
-        <w:spacing w:after="0" w:line="360" w:lineRule="auto"/>
-        <w:rPr>
-          <w:rFonts w:cstheme="minorHAnsi"/>
-          <w:sz w:val="28"/>
-          <w:szCs w:val="28"/>
-        </w:rPr>
-      </w:pPr>
-      <w:r>
-        <w:rPr>
-          <w:rFonts w:cstheme="minorHAnsi"/>
-          <w:sz w:val="28"/>
-          <w:szCs w:val="28"/>
-        </w:rPr>
-        <w:t>(104,3,'2025-01-06','Neurology','Dr. Khan',7000,'Card'),</w:t>
-      </w:r>
-    </w:p>
-    <w:p>
-      <w:pPr>
-        <w:spacing w:after="0" w:line="360" w:lineRule="auto"/>
-        <w:rPr>
-          <w:rFonts w:cstheme="minorHAnsi"/>
-          <w:sz w:val="28"/>
-          <w:szCs w:val="28"/>
-        </w:rPr>
-      </w:pPr>
-      <w:r>
-        <w:rPr>
-          <w:rFonts w:cstheme="minorHAnsi"/>
-          <w:sz w:val="28"/>
-          <w:szCs w:val="28"/>
-        </w:rPr>
-        <w:t>(105,4,'2025-01-06','Gynecology','Dr. Sharma',2500,'UPI'),</w:t>
-      </w:r>
-    </w:p>
-    <w:p>
-      <w:pPr>
-        <w:spacing w:after="0" w:line="360" w:lineRule="auto"/>
-        <w:rPr>
-          <w:rFonts w:cstheme="minorHAnsi"/>
-          <w:sz w:val="28"/>
-          <w:szCs w:val="28"/>
-        </w:rPr>
-      </w:pPr>
-      <w:r>
-        <w:rPr>
-          <w:rFonts w:cstheme="minorHAnsi"/>
-          <w:sz w:val="28"/>
-          <w:szCs w:val="28"/>
-        </w:rPr>
-        <w:t>(106,5,'2025-01-07','General','Dr. Patel',1200,'Cash'),</w:t>
-      </w:r>
-    </w:p>
-    <w:p>
-      <w:pPr>
-        <w:spacing w:after="0" w:line="360" w:lineRule="auto"/>
-        <w:rPr>
-          <w:rFonts w:cstheme="minorHAnsi"/>
-          <w:sz w:val="28"/>
-          <w:szCs w:val="28"/>
-        </w:rPr>
-      </w:pPr>
-      <w:r>
-        <w:rPr>
-          <w:rFonts w:cstheme="minorHAnsi"/>
-          <w:sz w:val="28"/>
-          <w:szCs w:val="28"/>
-        </w:rPr>
-        <w:t>(107,6,'2025-01-08','ENT','Dr. Singh',1800,'UPI'),</w:t>
-      </w:r>
-    </w:p>
-    <w:p>
-      <w:pPr>
-        <w:spacing w:after="0" w:line="360" w:lineRule="auto"/>
-        <w:rPr>
-          <w:rFonts w:cstheme="minorHAnsi"/>
-          <w:sz w:val="28"/>
-          <w:szCs w:val="28"/>
-        </w:rPr>
-      </w:pPr>
-      <w:r>
-        <w:rPr>
-          <w:rFonts w:cstheme="minorHAnsi"/>
-          <w:sz w:val="28"/>
-          <w:szCs w:val="28"/>
-        </w:rPr>
-        <w:t>(108,7,'2025-01-09','Orthopedic','Dr. Mehta',3500,'Card'),</w:t>
-      </w:r>
-    </w:p>
-    <w:p>
-      <w:pPr>
-        <w:spacing w:after="0" w:line="360" w:lineRule="auto"/>
-        <w:rPr>
-          <w:rFonts w:cstheme="minorHAnsi"/>
-          <w:sz w:val="28"/>
-          <w:szCs w:val="28"/>
-        </w:rPr>
-      </w:pPr>
-      <w:r>
-        <w:rPr>
-          <w:rFonts w:cstheme="minorHAnsi"/>
-          <w:sz w:val="28"/>
-          <w:szCs w:val="28"/>
-        </w:rPr>
-        <w:t>(109,8,'2025-01-09','Cardiology','Dr. Shah',6200,'Card'),</w:t>
-      </w:r>
-    </w:p>
-    <w:p>
-      <w:pPr>
-        <w:spacing w:after="0" w:line="360" w:lineRule="auto"/>
-        <w:rPr>
-          <w:rFonts w:cstheme="minorHAnsi"/>
-          <w:sz w:val="28"/>
-          <w:szCs w:val="28"/>
-        </w:rPr>
-      </w:pPr>
-      <w:r>
-        <w:rPr>
-          <w:rFonts w:cstheme="minorHAnsi"/>
-          <w:sz w:val="28"/>
-          <w:szCs w:val="28"/>
-        </w:rPr>
-        <w:t>(110,2,'2025-01-10','General','Dr. Patel',1000,'Cash'),</w:t>
-      </w:r>
-    </w:p>
-    <w:p>
-      <w:pPr>
-        <w:spacing w:after="0" w:line="360" w:lineRule="auto"/>
-        <w:rPr>
-          <w:rFonts w:cstheme="minorHAnsi"/>
-          <w:sz w:val="28"/>
-          <w:szCs w:val="28"/>
-        </w:rPr>
-      </w:pPr>
-      <w:r>
-        <w:rPr>
-          <w:rFonts w:cstheme="minorHAnsi"/>
-          <w:sz w:val="28"/>
-          <w:szCs w:val="28"/>
-        </w:rPr>
-        <w:t>(111,9,'2025-01-10','Dermatology','Dr. Rao',1600,'UPI'),</w:t>
-      </w:r>
-    </w:p>
-    <w:p>
-      <w:pPr>
-        <w:spacing w:after="0" w:line="360" w:lineRule="auto"/>
-        <w:rPr>
-          <w:rFonts w:cstheme="minorHAnsi"/>
-          <w:sz w:val="28"/>
-          <w:szCs w:val="28"/>
-        </w:rPr>
-      </w:pPr>
-      <w:r>
-        <w:rPr>
-          <w:rFonts w:cstheme="minorHAnsi"/>
-          <w:sz w:val="28"/>
-          <w:szCs w:val="28"/>
-        </w:rPr>
-        <w:t>(112,10,'2025-01-11','ENT','Dr. Singh',2000,'Card'),</w:t>
-      </w:r>
-    </w:p>
-    <w:p>
-      <w:pPr>
-        <w:spacing w:after="0" w:line="360" w:lineRule="auto"/>
-        <w:rPr>
-          <w:rFonts w:cstheme="minorHAnsi"/>
-          <w:sz w:val="28"/>
-          <w:szCs w:val="28"/>
-        </w:rPr>
-      </w:pPr>
-      <w:r>
-        <w:rPr>
-          <w:rFonts w:cstheme="minorHAnsi"/>
-          <w:sz w:val="28"/>
-          <w:szCs w:val="28"/>
-        </w:rPr>
-        <w:t>(113,3,'2025-01-11','Cardiology','Dr. Shah',5500,'UPI'),</w:t>
-      </w:r>
-    </w:p>
-    <w:p>
-      <w:pPr>
-        <w:spacing w:after="0" w:line="360" w:lineRule="auto"/>
-        <w:rPr>
-          <w:rFonts w:cstheme="minorHAnsi"/>
-          <w:sz w:val="28"/>
-          <w:szCs w:val="28"/>
-        </w:rPr>
-      </w:pPr>
-      <w:r>
-        <w:rPr>
-          <w:rFonts w:cstheme="minorHAnsi"/>
-          <w:sz w:val="28"/>
-          <w:szCs w:val="28"/>
-        </w:rPr>
-        <w:t>(114,5,'2025-01-12','Neurology','Dr. Khan',7200,'Card'),</w:t>
-      </w:r>
-    </w:p>
-    <w:p>
-      <w:pPr>
-        <w:spacing w:after="0" w:line="360" w:lineRule="auto"/>
-        <w:rPr>
-          <w:rFonts w:cstheme="minorHAnsi"/>
-          <w:sz w:val="28"/>
-          <w:szCs w:val="28"/>
-        </w:rPr>
-      </w:pPr>
-      <w:r>
-        <w:rPr>
-          <w:rFonts w:cstheme="minorHAnsi"/>
-          <w:sz w:val="28"/>
-          <w:szCs w:val="28"/>
-        </w:rPr>
-        <w:t>(115,8,'2025-01-12','General','Dr. Patel',1300,'Cash')</w:t>
-      </w:r>
-      <w:r>
-        <w:rPr>
-          <w:rFonts w:cstheme="minorHAnsi"/>
-          <w:sz w:val="28"/>
-          <w:szCs w:val="28"/>
-        </w:rPr>
-        <w:t>,</w:t>
-      </w:r>
-    </w:p>
-    <w:p>
-      <w:pPr>
-        <w:spacing w:after="0" w:line="360" w:lineRule="auto"/>
-        <w:rPr>
-          <w:rFonts w:cstheme="minorHAnsi"/>
-          <w:sz w:val="28"/>
-          <w:szCs w:val="28"/>
-        </w:rPr>
-      </w:pPr>
-      <w:r>
-        <w:rPr>
-          <w:rFonts w:cstheme="minorHAnsi"/>
-          <w:sz w:val="28"/>
-          <w:szCs w:val="28"/>
-        </w:rPr>
-        <w:t>(116,4,'2025-01-13','General','Dr. Patel',1100,'Cash'),</w:t>
-      </w:r>
-    </w:p>
-    <w:p>
-      <w:pPr>
-        <w:spacing w:after="0" w:line="360" w:lineRule="auto"/>
-        <w:rPr>
-          <w:rFonts w:cstheme="minorHAnsi"/>
-          <w:sz w:val="28"/>
-          <w:szCs w:val="28"/>
-        </w:rPr>
-      </w:pPr>
-      <w:r>
-        <w:rPr>
-          <w:rFonts w:cstheme="minorHAnsi"/>
-          <w:sz w:val="28"/>
-          <w:szCs w:val="28"/>
-        </w:rPr>
-        <w:t>(117,6,'2025-01-13','Cardiology','Dr. Shah',4800,'Card'),</w:t>
-      </w:r>
-    </w:p>
-    <w:p>
-      <w:pPr>
-        <w:spacing w:after="0" w:line="360" w:lineRule="auto"/>
-        <w:rPr>
-          <w:rFonts w:cstheme="minorHAnsi"/>
-          <w:sz w:val="28"/>
-          <w:szCs w:val="28"/>
-        </w:rPr>
-      </w:pPr>
-      <w:r>
-        <w:rPr>
-          <w:rFonts w:cstheme="minorHAnsi"/>
-          <w:sz w:val="28"/>
-          <w:szCs w:val="28"/>
-        </w:rPr>
-        <w:t>(118,7,'2025-01-14','Dermatology','Dr. Rao',1700,'UPI'),</w:t>
-      </w:r>
-    </w:p>
-    <w:p>
-      <w:pPr>
-        <w:spacing w:after="0" w:line="360" w:lineRule="auto"/>
-        <w:rPr>
-          <w:rFonts w:cstheme="minorHAnsi"/>
-          <w:sz w:val="28"/>
-          <w:szCs w:val="28"/>
-        </w:rPr>
-      </w:pPr>
-      <w:r>
-        <w:rPr>
-          <w:rFonts w:cstheme="minorHAnsi"/>
-          <w:sz w:val="28"/>
-          <w:szCs w:val="28"/>
-        </w:rPr>
-        <w:t>(119,9,'2025-01-14','Orthopedic','Dr. Mehta',3100,'Card'),</w:t>
-      </w:r>
-    </w:p>
-    <w:p>
-      <w:pPr>
-        <w:spacing w:after="0" w:line="360" w:lineRule="auto"/>
-        <w:rPr>
-          <w:rFonts w:cstheme="minorHAnsi"/>
-          <w:sz w:val="28"/>
-          <w:szCs w:val="28"/>
-        </w:rPr>
-      </w:pPr>
-      <w:r>
-        <w:rPr>
-          <w:rFonts w:cstheme="minorHAnsi"/>
-          <w:sz w:val="28"/>
-          <w:szCs w:val="28"/>
-        </w:rPr>
-        <w:t>(1</w:t>
-      </w:r>
-      <w:r>
-        <w:rPr>
-          <w:rFonts w:cstheme="minorHAnsi"/>
-          <w:sz w:val="28"/>
-          <w:szCs w:val="28"/>
-        </w:rPr>
-        <w:t>20</w:t>
-      </w:r>
-      <w:r>
-        <w:rPr>
-          <w:rFonts w:cstheme="minorHAnsi"/>
-          <w:sz w:val="28"/>
-          <w:szCs w:val="28"/>
-        </w:rPr>
-        <w:t>,</w:t>
-      </w:r>
-      <w:r>
-        <w:rPr>
-          <w:rFonts w:cstheme="minorHAnsi"/>
-          <w:sz w:val="28"/>
-          <w:szCs w:val="28"/>
-        </w:rPr>
-        <w:t>13</w:t>
-      </w:r>
-      <w:r>
-        <w:rPr>
-          <w:rFonts w:cstheme="minorHAnsi"/>
-          <w:sz w:val="28"/>
-          <w:szCs w:val="28"/>
-        </w:rPr>
-        <w:t>,'2025-01-14','</w:t>
-      </w:r>
-      <w:r>
-        <w:rPr>
-          <w:rFonts w:cstheme="minorHAnsi"/>
-          <w:sz w:val="28"/>
-          <w:szCs w:val="28"/>
-        </w:rPr>
-        <w:t>Gynac</w:t>
-      </w:r>
-      <w:r>
-        <w:rPr>
-          <w:rFonts w:cstheme="minorHAnsi"/>
-          <w:sz w:val="28"/>
-          <w:szCs w:val="28"/>
-        </w:rPr>
-        <w:t>','Dr. Mehta',3</w:t>
-      </w:r>
-      <w:r>
-        <w:rPr>
-          <w:rFonts w:cstheme="minorHAnsi"/>
-          <w:sz w:val="28"/>
-          <w:szCs w:val="28"/>
-        </w:rPr>
-        <w:t>5</w:t>
-      </w:r>
-      <w:r>
-        <w:rPr>
-          <w:rFonts w:cstheme="minorHAnsi"/>
-          <w:sz w:val="28"/>
-          <w:szCs w:val="28"/>
-        </w:rPr>
-        <w:t>00,'Card'),</w:t>
-      </w:r>
-    </w:p>
-    <w:p>
-      <w:pPr>
-        <w:spacing w:after="0" w:line="360" w:lineRule="auto"/>
-        <w:rPr>
-          <w:rFonts w:cstheme="minorHAnsi"/>
-          <w:sz w:val="28"/>
-          <w:szCs w:val="28"/>
-        </w:rPr>
-      </w:pPr>
-      <w:r>
-        <w:rPr>
-          <w:rFonts w:cstheme="minorHAnsi"/>
-          <w:sz w:val="28"/>
-          <w:szCs w:val="28"/>
-        </w:rPr>
-        <w:t>(12</w:t>
-      </w:r>
-      <w:r>
-        <w:rPr>
-          <w:rFonts w:cstheme="minorHAnsi"/>
-          <w:sz w:val="28"/>
-          <w:szCs w:val="28"/>
-        </w:rPr>
-        <w:t>1</w:t>
-      </w:r>
-      <w:r>
-        <w:rPr>
-          <w:rFonts w:cstheme="minorHAnsi"/>
-          <w:sz w:val="28"/>
-          <w:szCs w:val="28"/>
-        </w:rPr>
-        <w:t>,1</w:t>
-      </w:r>
-      <w:r>
-        <w:rPr>
-          <w:rFonts w:cstheme="minorHAnsi"/>
-          <w:sz w:val="28"/>
-          <w:szCs w:val="28"/>
-        </w:rPr>
-        <w:t>6</w:t>
-      </w:r>
-      <w:r>
-        <w:rPr>
-          <w:rFonts w:cstheme="minorHAnsi"/>
-          <w:sz w:val="28"/>
-          <w:szCs w:val="28"/>
-        </w:rPr>
-        <w:t>,'2025-01-15','General','Dr. Patel',900,'Cash');</w:t>
-      </w:r>
-    </w:p>
-    <w:p>
-      <w:pPr>
-        <w:spacing w:after="0" w:line="360" w:lineRule="auto"/>
-        <w:rPr>
-          <w:rFonts w:cstheme="minorHAnsi"/>
-          <w:sz w:val="28"/>
-          <w:szCs w:val="28"/>
-        </w:rPr>
-      </w:pPr>
-    </w:p>
-    <w:p>
-      <w:pPr>
-        <w:spacing w:after="0" w:line="360" w:lineRule="auto"/>
-        <w:rPr>
-          <w:rFonts w:cstheme="minorHAnsi"/>
-          <w:sz w:val="28"/>
-          <w:szCs w:val="28"/>
-        </w:rPr>
-      </w:pPr>
-    </w:p>
-    <w:p>
-      <w:pPr>
-        <w:spacing w:after="0" w:line="360" w:lineRule="auto"/>
-        <w:rPr>
-          <w:rFonts w:cstheme="minorHAnsi"/>
-          <w:b/>
-          <w:bCs/>
-          <w:sz w:val="32"/>
-          <w:szCs w:val="32"/>
-        </w:rPr>
-      </w:pPr>
-      <w:r>
-        <w:rPr>
-          <w:rFonts w:cstheme="minorHAnsi"/>
-          <w:b/>
-          <w:bCs/>
-          <w:sz w:val="32"/>
-          <w:szCs w:val="32"/>
-        </w:rPr>
-        <w:lastRenderedPageBreak/>
         <w:t>Questions</w:t>
       </w:r>
     </w:p>
@@ -1418,23 +344,7 @@
           <w:sz w:val="28"/>
           <w:szCs w:val="28"/>
         </w:rPr>
-        <w:t xml:space="preserve">Get all records from both tables for </w:t>
-      </w:r>
-      <w:r>
-        <w:rPr>
-          <w:rFonts w:cstheme="minorHAnsi"/>
-          <w:sz w:val="28"/>
-          <w:szCs w:val="28"/>
-        </w:rPr>
-        <w:t>left</w:t>
-      </w:r>
-      <w:r>
-        <w:rPr>
-          <w:rFonts w:cstheme="minorHAnsi"/>
-          <w:sz w:val="28"/>
-          <w:szCs w:val="28"/>
-        </w:rPr>
-        <w:t xml:space="preserve"> join</w:t>
+        <w:t>Get all records from both tables for left join</w:t>
       </w:r>
     </w:p>
     <w:p>
@@ -1457,23 +367,7 @@
           <w:sz w:val="28"/>
           <w:szCs w:val="28"/>
         </w:rPr>
-        <w:t xml:space="preserve">Get all records from both tables for </w:t>
-      </w:r>
-      <w:r>
-        <w:rPr>
-          <w:rFonts w:cstheme="minorHAnsi"/>
-          <w:sz w:val="28"/>
-          <w:szCs w:val="28"/>
-        </w:rPr>
-        <w:t>right</w:t>
-      </w:r>
-      <w:r>
-        <w:rPr>
-          <w:rFonts w:cstheme="minorHAnsi"/>
-          <w:sz w:val="28"/>
-          <w:szCs w:val="28"/>
-        </w:rPr>
-        <w:t xml:space="preserve"> join</w:t>
+        <w:t>Get all records from both tables for right join</w:t>
       </w:r>
     </w:p>
     <w:p>
@@ -1496,23 +390,8 @@
           <w:sz w:val="28"/>
           <w:szCs w:val="28"/>
         </w:rPr>
-        <w:t xml:space="preserve">Get all records from both tables for </w:t>
-      </w:r>
-      <w:r>
-        <w:rPr>
-          <w:rFonts w:cstheme="minorHAnsi"/>
-          <w:sz w:val="28"/>
-          <w:szCs w:val="28"/>
-        </w:rPr>
-        <w:t>outer</w:t>
-      </w:r>
-      <w:r>
-        <w:rPr>
-          <w:rFonts w:cstheme="minorHAnsi"/>
-          <w:sz w:val="28"/>
-          <w:szCs w:val="28"/>
-        </w:rPr>
-        <w:t xml:space="preserve"> join</w:t>
+        <w:lastRenderedPageBreak/>
+        <w:t>Get all records from both tables for outer join</w:t>
       </w:r>
     </w:p>
     <w:p>
@@ -1842,7 +721,6 @@
           <w:sz w:val="28"/>
           <w:szCs w:val="28"/>
         </w:rPr>
-        <w:lastRenderedPageBreak/>
         <w:t>Find patients from Mumbai who never visited.</w:t>
       </w:r>
     </w:p>
@@ -1935,6 +813,7 @@
           <w:sz w:val="28"/>
           <w:szCs w:val="28"/>
         </w:rPr>
+        <w:lastRenderedPageBreak/>
         <w:t>Find number of patients per city who visited</w:t>
       </w:r>
     </w:p>
